--- a/materials/qa/unit-01-qa-bank.docx
+++ b/materials/qa/unit-01-qa-bank.docx
@@ -4,25 +4,46 @@
   <w:body>
     <w:p>
       <w:pPr>
-        <w:pStyle w:val="Title"/>
+        <w:pStyle w:val="Heading1"/>
       </w:pPr>
       <w:r>
         <w:t>Computer Information — Unit 1 Practice Pack</w:t>
       </w:r>
     </w:p>
     <w:p>
+      <w:r/>
       <w:r>
-        <w:t>**Parul University** · BA-LLB · **Prof. Shivam Bhakta**</w:t>
+        <w:rPr>
+          <w:b/>
+        </w:rPr>
+        <w:t>Parul University</w:t>
+      </w:r>
+      <w:r>
+        <w:t xml:space="preserve"> · BA-LLB · </w:t>
+      </w:r>
+      <w:r>
+        <w:rPr>
+          <w:b/>
+        </w:rPr>
+        <w:t>Prof. Shivam Bhakta</w:t>
+      </w:r>
+      <w:r>
+        <w:t xml:space="preserve">  </w:t>
       </w:r>
     </w:p>
     <w:p>
       <w:r>
-        <w:t>Companion to Unit-1 notes on the `notes` branch.</w:t>
+        <w:t>Companion to Unit-1 notes on the notes branch.</w:t>
+      </w:r>
+    </w:p>
+    <w:p>
+      <w:r>
+        <w:t>---</w:t>
       </w:r>
     </w:p>
     <w:p>
       <w:pPr>
-        <w:pStyle w:val="Heading1"/>
+        <w:pStyle w:val="Heading2"/>
       </w:pPr>
       <w:r>
         <w:t>1. Short Answer Bank (Practice)</w:t>
@@ -35,7 +56,7 @@
     </w:p>
     <w:p>
       <w:pPr>
-        <w:pStyle w:val="ListNumber"/>
+        <w:pStyle w:val="ListBullet"/>
       </w:pPr>
       <w:r>
         <w:t>Define computer. List any four characteristics with legal workplace examples.</w:t>
@@ -43,7 +64,7 @@
     </w:p>
     <w:p>
       <w:pPr>
-        <w:pStyle w:val="ListNumber"/>
+        <w:pStyle w:val="ListBullet"/>
       </w:pPr>
       <w:r>
         <w:t>Differentiate data and information using a court-fee / client-billing example.</w:t>
@@ -51,7 +72,7 @@
     </w:p>
     <w:p>
       <w:pPr>
-        <w:pStyle w:val="ListNumber"/>
+        <w:pStyle w:val="ListBullet"/>
       </w:pPr>
       <w:r>
         <w:t>Draw the IPO cycle and explain each stage.</w:t>
@@ -59,7 +80,7 @@
     </w:p>
     <w:p>
       <w:pPr>
-        <w:pStyle w:val="ListNumber"/>
+        <w:pStyle w:val="ListBullet"/>
       </w:pPr>
       <w:r>
         <w:t>Explain CPU and name ALU, CU, and registers in one paragraph.</w:t>
@@ -67,7 +88,7 @@
     </w:p>
     <w:p>
       <w:pPr>
-        <w:pStyle w:val="ListNumber"/>
+        <w:pStyle w:val="ListBullet"/>
       </w:pPr>
       <w:r>
         <w:t>Distinguish RAM and ROM.</w:t>
@@ -75,7 +96,7 @@
     </w:p>
     <w:p>
       <w:pPr>
-        <w:pStyle w:val="ListNumber"/>
+        <w:pStyle w:val="ListBullet"/>
       </w:pPr>
       <w:r>
         <w:t>Define Operating System. State four functions.</w:t>
@@ -83,7 +104,7 @@
     </w:p>
     <w:p>
       <w:pPr>
-        <w:pStyle w:val="ListNumber"/>
+        <w:pStyle w:val="ListBullet"/>
       </w:pPr>
       <w:r>
         <w:t>Differentiate system software and application software with two examples each.</w:t>
@@ -91,7 +112,7 @@
     </w:p>
     <w:p>
       <w:pPr>
-        <w:pStyle w:val="ListNumber"/>
+        <w:pStyle w:val="ListBullet"/>
       </w:pPr>
       <w:r>
         <w:t>Define Internet. Differentiate Internet and WWW.</w:t>
@@ -99,7 +120,7 @@
     </w:p>
     <w:p>
       <w:pPr>
-        <w:pStyle w:val="ListNumber"/>
+        <w:pStyle w:val="ListBullet"/>
       </w:pPr>
       <w:r>
         <w:t>Expand: URL, ISP, IP, DNS.</w:t>
@@ -107,7 +128,7 @@
     </w:p>
     <w:p>
       <w:pPr>
-        <w:pStyle w:val="ListNumber"/>
+        <w:pStyle w:val="ListBullet"/>
       </w:pPr>
       <w:r>
         <w:t>Write a short note on professional email etiquette for law interns.</w:t>
@@ -115,7 +136,7 @@
     </w:p>
     <w:p>
       <w:pPr>
-        <w:pStyle w:val="ListNumber"/>
+        <w:pStyle w:val="ListBullet"/>
       </w:pPr>
       <w:r>
         <w:t>Define Artificial Intelligence. Explain Narrow AI.</w:t>
@@ -123,7 +144,7 @@
     </w:p>
     <w:p>
       <w:pPr>
-        <w:pStyle w:val="ListNumber"/>
+        <w:pStyle w:val="ListBullet"/>
       </w:pPr>
       <w:r>
         <w:t>List five applications of AI in the legal profession.</w:t>
@@ -131,7 +152,7 @@
     </w:p>
     <w:p>
       <w:pPr>
-        <w:pStyle w:val="ListNumber"/>
+        <w:pStyle w:val="ListBullet"/>
       </w:pPr>
       <w:r>
         <w:t>What is AI hallucination? Give one legal risk example.</w:t>
@@ -139,7 +160,7 @@
     </w:p>
     <w:p>
       <w:pPr>
-        <w:pStyle w:val="ListNumber"/>
+        <w:pStyle w:val="ListBullet"/>
       </w:pPr>
       <w:r>
         <w:t>Explain OCR and why chambers need it.</w:t>
@@ -147,15 +168,20 @@
     </w:p>
     <w:p>
       <w:pPr>
-        <w:pStyle w:val="ListNumber"/>
+        <w:pStyle w:val="ListBullet"/>
       </w:pPr>
       <w:r>
         <w:t>Write four rules for responsible AI use by BA-LLB students.</w:t>
       </w:r>
     </w:p>
     <w:p>
+      <w:r>
+        <w:t>---</w:t>
+      </w:r>
+    </w:p>
+    <w:p>
       <w:pPr>
-        <w:pStyle w:val="Heading1"/>
+        <w:pStyle w:val="Heading2"/>
       </w:pPr>
       <w:r>
         <w:t>2. Long Answer Bank</w:t>
@@ -163,7 +189,7 @@
     </w:p>
     <w:p>
       <w:pPr>
-        <w:pStyle w:val="ListNumber"/>
+        <w:pStyle w:val="ListBullet"/>
       </w:pPr>
       <w:r>
         <w:t>Explain components of a computer system with diagram and law-office examples.</w:t>
@@ -171,7 +197,7 @@
     </w:p>
     <w:p>
       <w:pPr>
-        <w:pStyle w:val="ListNumber"/>
+        <w:pStyle w:val="ListBullet"/>
       </w:pPr>
       <w:r>
         <w:t>Discuss Operating Systems and file/security habits needed in legal practice.</w:t>
@@ -179,7 +205,7 @@
     </w:p>
     <w:p>
       <w:pPr>
-        <w:pStyle w:val="ListNumber"/>
+        <w:pStyle w:val="ListBullet"/>
       </w:pPr>
       <w:r>
         <w:t>Explain Internet basics and responsible online legal research.</w:t>
@@ -187,7 +213,7 @@
     </w:p>
     <w:p>
       <w:pPr>
-        <w:pStyle w:val="ListNumber"/>
+        <w:pStyle w:val="ListBullet"/>
       </w:pPr>
       <w:r>
         <w:t>Discuss digital communication tools, etiquette, and evidentiary caution.</w:t>
@@ -195,7 +221,7 @@
     </w:p>
     <w:p>
       <w:pPr>
-        <w:pStyle w:val="ListNumber"/>
+        <w:pStyle w:val="ListBullet"/>
       </w:pPr>
       <w:r>
         <w:t>Trace a brief history of AI and its relevance to legal education today.</w:t>
@@ -203,7 +229,7 @@
     </w:p>
     <w:p>
       <w:pPr>
-        <w:pStyle w:val="ListNumber"/>
+        <w:pStyle w:val="ListBullet"/>
       </w:pPr>
       <w:r>
         <w:t>Discuss applications, limitations, and future scope of AI in law.</w:t>
@@ -211,15 +237,20 @@
     </w:p>
     <w:p>
       <w:pPr>
-        <w:pStyle w:val="ListNumber"/>
+        <w:pStyle w:val="ListBullet"/>
       </w:pPr>
       <w:r>
         <w:t>Critically examine: “AI will assist lawyers, not replace them.”</w:t>
       </w:r>
     </w:p>
     <w:p>
+      <w:r>
+        <w:t>---</w:t>
+      </w:r>
+    </w:p>
+    <w:p>
       <w:pPr>
-        <w:pStyle w:val="Heading1"/>
+        <w:pStyle w:val="Heading2"/>
       </w:pPr>
       <w:r>
         <w:t>3. MCQ Set A (CIA Style)</w:t>
@@ -227,142 +258,154 @@
     </w:p>
     <w:p>
       <w:pPr>
-        <w:pStyle w:val="ListNumber"/>
+        <w:pStyle w:val="ListBullet"/>
       </w:pPr>
       <w:r>
-        <w:t>Which device is primarily used for digitising signed vakalatnama papers?</w:t>
+        <w:t xml:space="preserve">Which device is primarily used for digitising signed vakalatnama papers?  </w:t>
       </w:r>
     </w:p>
     <w:p>
       <w:r>
-        <w:t xml:space="preserve">   a) Speaker  b) Scanner  c) Projector  d) GPU</w:t>
+        <w:t xml:space="preserve">   a) Speaker  b) Scanner  c) Projector  d) GPU  </w:t>
       </w:r>
     </w:p>
     <w:p>
       <w:pPr>
-        <w:pStyle w:val="ListNumber"/>
+        <w:pStyle w:val="ListBullet"/>
       </w:pPr>
       <w:r>
-        <w:t>Which memory loses content when power is switched off?</w:t>
+        <w:t xml:space="preserve">Which memory loses content when power is switched off?  </w:t>
       </w:r>
     </w:p>
     <w:p>
       <w:r>
-        <w:t xml:space="preserve">   a) ROM  b) SSD  c) RAM  d) HDD</w:t>
+        <w:t xml:space="preserve">   a) ROM  b) SSD  c) RAM  d) HDD  </w:t>
       </w:r>
     </w:p>
     <w:p>
       <w:pPr>
-        <w:pStyle w:val="ListNumber"/>
+        <w:pStyle w:val="ListBullet"/>
       </w:pPr>
       <w:r>
-        <w:t>MS Word is an example of:</w:t>
+        <w:t xml:space="preserve">MS Word is an example of:  </w:t>
       </w:r>
     </w:p>
     <w:p>
       <w:r>
-        <w:t xml:space="preserve">   a) OS  b) Application software  c) Firmware  d) Hardware</w:t>
+        <w:t xml:space="preserve">   a) OS  b) Application software  c) Firmware  d) Hardware  </w:t>
       </w:r>
     </w:p>
     <w:p>
       <w:pPr>
-        <w:pStyle w:val="ListNumber"/>
+        <w:pStyle w:val="ListBullet"/>
       </w:pPr>
       <w:r>
-        <w:t>The manager between user and hardware is called:</w:t>
+        <w:t xml:space="preserve">The manager between user and hardware is called:  </w:t>
       </w:r>
     </w:p>
     <w:p>
       <w:r>
-        <w:t xml:space="preserve">   a) Browser  b) Compiler  c) Operating System  d) Search engine</w:t>
+        <w:t xml:space="preserve">   a) Browser  b) Compiler  c) Operating System  d) Search engine  </w:t>
       </w:r>
     </w:p>
     <w:p>
       <w:pPr>
-        <w:pStyle w:val="ListNumber"/>
+        <w:pStyle w:val="ListBullet"/>
       </w:pPr>
       <w:r>
-        <w:t>WWW is:</w:t>
+        <w:t xml:space="preserve">WWW is:  </w:t>
       </w:r>
     </w:p>
     <w:p>
       <w:r>
-        <w:t xml:space="preserve">   a) Same as Internet  b) A service on the Internet  c) An OS  d) A CPU part</w:t>
+        <w:t xml:space="preserve">   a) Same as Internet  b) A service on the Internet  c) An OS  d) A CPU part  </w:t>
       </w:r>
     </w:p>
     <w:p>
       <w:pPr>
-        <w:pStyle w:val="ListNumber"/>
+        <w:pStyle w:val="ListBullet"/>
       </w:pPr>
       <w:r>
-        <w:t>Which is synchronous communication?</w:t>
+        <w:t xml:space="preserve">Which is synchronous communication?  </w:t>
       </w:r>
     </w:p>
     <w:p>
       <w:r>
-        <w:t xml:space="preserve">   a) Email  b) Video conference hearing  c) Letter by post  d) Draft saved offline</w:t>
+        <w:t xml:space="preserve">   a) Email  b) Video conference hearing  c) Letter by post  d) Draft saved offline  </w:t>
       </w:r>
     </w:p>
     <w:p>
       <w:pPr>
-        <w:pStyle w:val="ListNumber"/>
+        <w:pStyle w:val="ListBullet"/>
       </w:pPr>
       <w:r>
-        <w:t>Dartmouth Conference is associated with:</w:t>
+        <w:t xml:space="preserve">Dartmouth Conference is associated with:  </w:t>
       </w:r>
     </w:p>
     <w:p>
       <w:r>
-        <w:t xml:space="preserve">   a) Invention of email  b) Birth of AI as a field (1956)  c) First smartphone  d) MS Excel</w:t>
+        <w:t xml:space="preserve">   a) Invention of email  b) Birth of AI as a field (1956)  c) First smartphone  d) MS Excel  </w:t>
       </w:r>
     </w:p>
     <w:p>
       <w:pPr>
-        <w:pStyle w:val="ListNumber"/>
+        <w:pStyle w:val="ListBullet"/>
       </w:pPr>
       <w:r>
-        <w:t>A major danger of generative AI for petitions is:</w:t>
+        <w:t xml:space="preserve">A major danger of generative AI for petitions is:  </w:t>
       </w:r>
     </w:p>
     <w:p>
       <w:r>
-        <w:t xml:space="preserve">   a) Faster printing  b) Fake/hallucinated citations  c) Better margins  d) Cloud storage</w:t>
+        <w:t xml:space="preserve">   a) Faster printing  b) Fake/hallucinated citations  c) Better margins  d) Cloud storage  </w:t>
       </w:r>
     </w:p>
     <w:p>
       <w:pPr>
-        <w:pStyle w:val="ListNumber"/>
+        <w:pStyle w:val="ListBullet"/>
       </w:pPr>
       <w:r>
-        <w:t>OCR helps to:</w:t>
+        <w:t xml:space="preserve">OCR helps to:  </w:t>
       </w:r>
     </w:p>
     <w:p>
       <w:r>
-        <w:t xml:space="preserve">   a) Animate slides  b) Convert image-text to editable text  c) Cool the CPU  d) Encrypt email</w:t>
+        <w:t xml:space="preserve">   a) Animate slides  b) Convert image-text to editable text  c) Cool the CPU  d) Encrypt email  </w:t>
       </w:r>
     </w:p>
     <w:p>
       <w:pPr>
-        <w:pStyle w:val="ListNumber"/>
+        <w:pStyle w:val="ListBullet"/>
       </w:pPr>
       <w:r>
-        <w:t>Best professional file name:</w:t>
+        <w:t xml:space="preserve">Best professional file name:  </w:t>
       </w:r>
     </w:p>
     <w:p>
       <w:r>
-        <w:t xml:space="preserve">    a) `new.docx`  b) `finalfinal.docx`  c) `2024-07-13_Notice_Patel_Draft-v2.docx`  d) `doc.docx`</w:t>
+        <w:t xml:space="preserve">    a) new.docx  b) finalfinal.docx  c) 2024-07-13_Notice_Patel_Draft-v2.docx  d) doc.docx</w:t>
+      </w:r>
+    </w:p>
+    <w:p>
+      <w:r/>
+      <w:r>
+        <w:rPr>
+          <w:b/>
+        </w:rPr>
+        <w:t>Answer Key (Set A):</w:t>
+      </w:r>
+      <w:r>
+        <w:t xml:space="preserve"> 1-b, 2-c, 3-b, 4-c, 5-b, 6-b, 7-b, 8-b, 9-b, 10-c</w:t>
       </w:r>
     </w:p>
     <w:p>
       <w:r>
-        <w:t>**Answer Key (Set A):** 1-b, 2-c, 3-b, 4-c, 5-b, 6-b, 7-b, 8-b, 9-b, 10-c</w:t>
+        <w:t>---</w:t>
       </w:r>
     </w:p>
     <w:p>
       <w:pPr>
-        <w:pStyle w:val="Heading1"/>
+        <w:pStyle w:val="Heading2"/>
       </w:pPr>
       <w:r>
         <w:t>4. MCQ Set B (Challenge)</w:t>
@@ -370,147 +413,147 @@
     </w:p>
     <w:p>
       <w:pPr>
-        <w:pStyle w:val="ListNumber"/>
+        <w:pStyle w:val="ListBullet"/>
       </w:pPr>
       <w:r>
-        <w:t>ALU stands for:</w:t>
+        <w:t xml:space="preserve">ALU stands for:  </w:t>
       </w:r>
     </w:p>
     <w:p>
       <w:r>
-        <w:t xml:space="preserve">   a) Advanced Logic Utility  b) Arithmetic Logic Unit  c) Automated Legal Unit  d) Application Layer Utility</w:t>
+        <w:t xml:space="preserve">   a) Advanced Logic Utility  b) Arithmetic Logic Unit  c) Automated Legal Unit  d) Application Layer Utility  </w:t>
       </w:r>
     </w:p>
     <w:p>
       <w:pPr>
-        <w:pStyle w:val="ListNumber"/>
+        <w:pStyle w:val="ListBullet"/>
       </w:pPr>
       <w:r>
-        <w:t>Which statement is correct?</w:t>
+        <w:t xml:space="preserve">Which statement is correct?  </w:t>
       </w:r>
     </w:p>
     <w:p>
       <w:r>
-        <w:t xml:space="preserve">   a) Internet and WWW are identical  b) WWW is broader than Internet</w:t>
+        <w:t xml:space="preserve">   a) Internet and WWW are identical  b) WWW is broader than Internet  </w:t>
       </w:r>
     </w:p>
     <w:p>
       <w:r>
-        <w:t xml:space="preserve">   c) Internet is broader infrastructure; WWW is one service  d) WWW is an OS</w:t>
+        <w:t xml:space="preserve">   c) Internet is broader infrastructure; WWW is one service  d) WWW is an OS  </w:t>
       </w:r>
     </w:p>
     <w:p>
       <w:pPr>
-        <w:pStyle w:val="ListNumber"/>
+        <w:pStyle w:val="ListBullet"/>
       </w:pPr>
       <w:r>
-        <w:t>Which is system software?</w:t>
+        <w:t xml:space="preserve">Which is system software?  </w:t>
       </w:r>
     </w:p>
     <w:p>
       <w:r>
-        <w:t xml:space="preserve">   a) PowerPoint  b) Chrome  c) Windows  d) Manupatra website</w:t>
+        <w:t xml:space="preserve">   a) PowerPoint  b) Chrome  c) Windows  d) Manupatra website  </w:t>
       </w:r>
     </w:p>
     <w:p>
       <w:pPr>
-        <w:pStyle w:val="ListNumber"/>
+        <w:pStyle w:val="ListBullet"/>
       </w:pPr>
       <w:r>
-        <w:t>Narrow AI is:</w:t>
+        <w:t xml:space="preserve">Narrow AI is:  </w:t>
       </w:r>
     </w:p>
     <w:p>
       <w:r>
-        <w:t xml:space="preserve">   a) Human-level general intelligence  b) Task-specific AI  c) Superintelligence  d) Non-digital intelligence</w:t>
+        <w:t xml:space="preserve">   a) Human-level general intelligence  b) Task-specific AI  c) Superintelligence  d) Non-digital intelligence  </w:t>
       </w:r>
     </w:p>
     <w:p>
       <w:pPr>
-        <w:pStyle w:val="ListNumber"/>
+        <w:pStyle w:val="ListBullet"/>
       </w:pPr>
       <w:r>
-        <w:t>Leaving a confidential draft unlocked on a shared PC mainly violates:</w:t>
+        <w:t xml:space="preserve">Leaving a confidential draft unlocked on a shared PC mainly violates:  </w:t>
       </w:r>
     </w:p>
     <w:p>
       <w:r>
-        <w:t xml:space="preserve">   a) Only fashion sense  b) Professional confidentiality / security hygiene</w:t>
+        <w:t xml:space="preserve">   a) Only fashion sense  b) Professional confidentiality / security hygiene  </w:t>
       </w:r>
     </w:p>
     <w:p>
       <w:r>
-        <w:t xml:space="preserve">   c) Printer settings  d) CPU speed rules</w:t>
+        <w:t xml:space="preserve">   c) Printer settings  d) CPU speed rules  </w:t>
       </w:r>
     </w:p>
     <w:p>
       <w:pPr>
-        <w:pStyle w:val="ListNumber"/>
+        <w:pStyle w:val="ListBullet"/>
       </w:pPr>
       <w:r>
-        <w:t>HTTPS is preferred because it generally indicates:</w:t>
+        <w:t xml:space="preserve">HTTPS is preferred because it generally indicates:  </w:t>
       </w:r>
     </w:p>
     <w:p>
       <w:r>
-        <w:t xml:space="preserve">   a) Faster downloads always  b) More secure transport for sensitive sessions</w:t>
+        <w:t xml:space="preserve">   a) Faster downloads always  b) More secure transport for sensitive sessions  </w:t>
       </w:r>
     </w:p>
     <w:p>
       <w:r>
-        <w:t xml:space="preserve">   c) Free printing  d) Offline mode</w:t>
+        <w:t xml:space="preserve">   c) Free printing  d) Offline mode  </w:t>
       </w:r>
     </w:p>
     <w:p>
       <w:pPr>
-        <w:pStyle w:val="ListNumber"/>
+        <w:pStyle w:val="ListBullet"/>
       </w:pPr>
       <w:r>
-        <w:t>Which is NOT a typical AI legal use?</w:t>
+        <w:t xml:space="preserve">Which is NOT a typical AI legal use?  </w:t>
       </w:r>
     </w:p>
     <w:p>
       <w:r>
-        <w:t xml:space="preserve">   a) Document review aid  b) Judgment summarisation aid</w:t>
+        <w:t xml:space="preserve">   a) Document review aid  b) Judgment summarisation aid  </w:t>
       </w:r>
     </w:p>
     <w:p>
       <w:r>
-        <w:t xml:space="preserve">   c) Replacing advocate’s ethical responsibility  d) Research assistance</w:t>
+        <w:t xml:space="preserve">   c) Replacing advocate’s ethical responsibility  d) Research assistance  </w:t>
       </w:r>
     </w:p>
     <w:p>
       <w:pPr>
-        <w:pStyle w:val="ListNumber"/>
+        <w:pStyle w:val="ListBullet"/>
       </w:pPr>
       <w:r>
-        <w:t>Deep Blue (1997) is remembered for:</w:t>
+        <w:t xml:space="preserve">Deep Blue (1997) is remembered for:  </w:t>
       </w:r>
     </w:p>
     <w:p>
       <w:r>
-        <w:t xml:space="preserve">   a) Inventing WWW  b) Beating a chess champion  c) Creating MS Word  d) Starting email</w:t>
+        <w:t xml:space="preserve">   a) Inventing WWW  b) Beating a chess champion  c) Creating MS Word  d) Starting email  </w:t>
       </w:r>
     </w:p>
     <w:p>
       <w:pPr>
-        <w:pStyle w:val="ListNumber"/>
+        <w:pStyle w:val="ListBullet"/>
       </w:pPr>
       <w:r>
-        <w:t>A junior pastes a full client agreement into a public chatbot. Main issue?</w:t>
+        <w:t xml:space="preserve">A junior pastes a full client agreement into a public chatbot. Main issue?  </w:t>
       </w:r>
     </w:p>
     <w:p>
       <w:r>
-        <w:t xml:space="preserve">   a) Font size  b) Confidentiality / data exposure risk  c) Slide theme  d) Printer jam</w:t>
+        <w:t xml:space="preserve">   a) Font size  b) Confidentiality / data exposure risk  c) Slide theme  d) Printer jam  </w:t>
       </w:r>
     </w:p>
     <w:p>
       <w:pPr>
-        <w:pStyle w:val="ListNumber"/>
+        <w:pStyle w:val="ListBullet"/>
       </w:pPr>
       <w:r>
-        <w:t>IPO cycle means:</w:t>
+        <w:t xml:space="preserve">IPO cycle means:  </w:t>
       </w:r>
     </w:p>
     <w:p>
@@ -519,13 +562,25 @@
       </w:r>
     </w:p>
     <w:p>
+      <w:r/>
       <w:r>
-        <w:t>**Answer Key (Set B):** 1-b, 2-c, 3-c, 4-b, 5-b, 6-b, 7-c, 8-b, 9-b, 10-b</w:t>
+        <w:rPr>
+          <w:b/>
+        </w:rPr>
+        <w:t>Answer Key (Set B):</w:t>
+      </w:r>
+      <w:r>
+        <w:t xml:space="preserve"> 1-b, 2-c, 3-c, 4-b, 5-b, 6-b, 7-c, 8-b, 9-b, 10-b</w:t>
+      </w:r>
+    </w:p>
+    <w:p>
+      <w:r>
+        <w:t>---</w:t>
       </w:r>
     </w:p>
     <w:p>
       <w:pPr>
-        <w:pStyle w:val="Heading1"/>
+        <w:pStyle w:val="Heading2"/>
       </w:pPr>
       <w:r>
         <w:t>5. Viva / Oral Rapid Fire</w:t>
@@ -533,79 +588,79 @@
     </w:p>
     <w:p>
       <w:pPr>
-        <w:pStyle w:val="ListNumber"/>
+        <w:pStyle w:val="ListBullet"/>
       </w:pPr>
       <w:r>
-        <w:t>What is hardware?</w:t>
+        <w:t xml:space="preserve">What is hardware?  </w:t>
       </w:r>
     </w:p>
     <w:p>
       <w:pPr>
-        <w:pStyle w:val="ListNumber"/>
+        <w:pStyle w:val="ListBullet"/>
       </w:pPr>
       <w:r>
-        <w:t>What is software?</w:t>
+        <w:t xml:space="preserve">What is software?  </w:t>
       </w:r>
     </w:p>
     <w:p>
       <w:pPr>
-        <w:pStyle w:val="ListNumber"/>
+        <w:pStyle w:val="ListBullet"/>
       </w:pPr>
       <w:r>
-        <w:t>One example of input device in court registry.</w:t>
+        <w:t xml:space="preserve">One example of input device in court registry.  </w:t>
       </w:r>
     </w:p>
     <w:p>
       <w:pPr>
-        <w:pStyle w:val="ListNumber"/>
+        <w:pStyle w:val="ListBullet"/>
       </w:pPr>
       <w:r>
-        <w:t>One example of output device in moot court.</w:t>
+        <w:t xml:space="preserve">One example of output device in moot court.  </w:t>
       </w:r>
     </w:p>
     <w:p>
       <w:pPr>
-        <w:pStyle w:val="ListNumber"/>
+        <w:pStyle w:val="ListBullet"/>
       </w:pPr>
       <w:r>
-        <w:t>Why is PDF popular for final sharing?</w:t>
+        <w:t xml:space="preserve">Why is PDF popular for final sharing?  </w:t>
       </w:r>
     </w:p>
     <w:p>
       <w:pPr>
-        <w:pStyle w:val="ListNumber"/>
+        <w:pStyle w:val="ListBullet"/>
       </w:pPr>
       <w:r>
-        <w:t>Name two mobile OS.</w:t>
+        <w:t xml:space="preserve">Name two mobile OS.  </w:t>
       </w:r>
     </w:p>
     <w:p>
       <w:pPr>
-        <w:pStyle w:val="ListNumber"/>
+        <w:pStyle w:val="ListBullet"/>
       </w:pPr>
       <w:r>
-        <w:t>What does GUI mean?</w:t>
+        <w:t xml:space="preserve">What does GUI mean?  </w:t>
       </w:r>
     </w:p>
     <w:p>
       <w:pPr>
-        <w:pStyle w:val="ListNumber"/>
+        <w:pStyle w:val="ListBullet"/>
       </w:pPr>
       <w:r>
-        <w:t>Define protocol in one line.</w:t>
+        <w:t xml:space="preserve">Define protocol in one line.  </w:t>
       </w:r>
     </w:p>
     <w:p>
       <w:pPr>
-        <w:pStyle w:val="ListNumber"/>
+        <w:pStyle w:val="ListBullet"/>
       </w:pPr>
       <w:r>
-        <w:t>What is generative AI?</w:t>
+        <w:t xml:space="preserve">What is generative AI?  </w:t>
       </w:r>
     </w:p>
     <w:p>
       <w:pPr>
-        <w:pStyle w:val="ListNumber"/>
+        <w:pStyle w:val="ListBullet"/>
       </w:pPr>
       <w:r>
         <w:t>Give one future role created by legal-tech.</w:t>
@@ -613,7 +668,12 @@
     </w:p>
     <w:p>
       <w:r>
-        <w:t>*End of Unit-1 Q&amp;A pack. Use with notes from the `notes` branch.*</w:t>
+        <w:t>---</w:t>
+      </w:r>
+    </w:p>
+    <w:p>
+      <w:r>
+        <w:t>End of Unit-1 Q&amp;A pack. Use with notes from the notes branch.</w:t>
       </w:r>
     </w:p>
     <w:sectPr>
@@ -989,6 +1049,10 @@
     <w:name w:val="Normal"/>
     <w:qFormat/>
     <w:rsid w:val="00FC693F"/>
+    <w:rPr>
+      <w:rFonts w:ascii="Calibri" w:hAnsi="Calibri"/>
+      <w:sz w:val="22"/>
+    </w:rPr>
   </w:style>
   <w:style w:type="paragraph" w:styleId="Header">
     <w:name w:val="header"/>

--- a/materials/qa/unit-01-qa-bank.docx
+++ b/materials/qa/unit-01-qa-bank.docx
@@ -7,7 +7,7 @@
         <w:pStyle w:val="Heading1"/>
       </w:pPr>
       <w:r>
-        <w:t>Computer Information — Unit 1 Practice Pack</w:t>
+        <w:t>Unit 1 — Question Bank: Introduction to Basic Computing</w:t>
       </w:r>
     </w:p>
     <w:p>
@@ -16,24 +16,290 @@
         <w:rPr>
           <w:b/>
         </w:rPr>
-        <w:t>Parul University</w:t>
+        <w:t>Course:</w:t>
       </w:r>
       <w:r>
-        <w:t xml:space="preserve"> · BA-LLB · </w:t>
+        <w:t xml:space="preserve"> Computer Information | </w:t>
       </w:r>
       <w:r>
         <w:rPr>
           <w:b/>
         </w:rPr>
-        <w:t>Prof. Shivam Bhakta</w:t>
+        <w:t>Objectives:</w:t>
       </w:r>
       <w:r>
-        <w:t xml:space="preserve">  </w:t>
+        <w:t xml:space="preserve"> [1, 2, 9]  </w:t>
+      </w:r>
+    </w:p>
+    <w:p>
+      <w:r/>
+      <w:r>
+        <w:rPr>
+          <w:b/>
+        </w:rPr>
+        <w:t>Formats:</w:t>
+      </w:r>
+      <w:r>
+        <w:t xml:space="preserve"> Easy / Medium / Hard with Bloom tags  </w:t>
+      </w:r>
+    </w:p>
+    <w:p>
+      <w:r/>
+      <w:r>
+        <w:rPr>
+          <w:b/>
+        </w:rPr>
+        <w:t>Also see:</w:t>
+      </w:r>
+      <w:r>
+        <w:t xml:space="preserve"> full-course-qa-bank.md for the combined bank.</w:t>
       </w:r>
     </w:p>
     <w:p>
       <w:r>
-        <w:t>Companion to Unit-1 notes on the notes branch.</w:t>
+        <w:t>---</w:t>
+      </w:r>
+    </w:p>
+    <w:p>
+      <w:pPr>
+        <w:pStyle w:val="Heading3"/>
+      </w:pPr>
+      <w:r>
+        <w:t>E1</w:t>
+      </w:r>
+    </w:p>
+    <w:p>
+      <w:r/>
+      <w:r>
+        <w:rPr>
+          <w:b/>
+        </w:rPr>
+        <w:t>[Easy] [Remember] [Obj 1]</w:t>
+      </w:r>
+      <w:r>
+        <w:t xml:space="preserve"> Define a computer in one sentence suitable for a legal practice context.</w:t>
+      </w:r>
+    </w:p>
+    <w:p>
+      <w:r/>
+      <w:r>
+        <w:rPr>
+          <w:b/>
+        </w:rPr>
+        <w:t>Answer:</w:t>
+      </w:r>
+      <w:r>
+        <w:t xml:space="preserve"> A computer is an electronic device that accepts data as input, processes it according to programmed instructions, and produces information as output for tasks such as drafting, research, and record-keeping.</w:t>
+      </w:r>
+    </w:p>
+    <w:p>
+      <w:r>
+        <w:t>---</w:t>
+      </w:r>
+    </w:p>
+    <w:p>
+      <w:r>
+        <w:t>---</w:t>
+      </w:r>
+    </w:p>
+    <w:p>
+      <w:pPr>
+        <w:pStyle w:val="Heading3"/>
+      </w:pPr>
+      <w:r>
+        <w:t>E2</w:t>
+      </w:r>
+    </w:p>
+    <w:p>
+      <w:r/>
+      <w:r>
+        <w:rPr>
+          <w:b/>
+        </w:rPr>
+        <w:t>[Easy] [Remember] [Obj 1]</w:t>
+      </w:r>
+      <w:r>
+        <w:t xml:space="preserve"> Name the four functional units of a computer system in the IPO model.</w:t>
+      </w:r>
+    </w:p>
+    <w:p>
+      <w:r/>
+      <w:r>
+        <w:rPr>
+          <w:b/>
+        </w:rPr>
+        <w:t>Answer:</w:t>
+      </w:r>
+      <w:r>
+        <w:t xml:space="preserve"> Input, Process, Output, and Storage.</w:t>
+      </w:r>
+    </w:p>
+    <w:p>
+      <w:r>
+        <w:t>---</w:t>
+      </w:r>
+    </w:p>
+    <w:p>
+      <w:r>
+        <w:t>---</w:t>
+      </w:r>
+    </w:p>
+    <w:p>
+      <w:pPr>
+        <w:pStyle w:val="Heading3"/>
+      </w:pPr>
+      <w:r>
+        <w:t>E3</w:t>
+      </w:r>
+    </w:p>
+    <w:p>
+      <w:r/>
+      <w:r>
+        <w:rPr>
+          <w:b/>
+        </w:rPr>
+        <w:t>[Easy] [Remember] [Obj 1]</w:t>
+      </w:r>
+      <w:r>
+        <w:t xml:space="preserve"> What is the primary function of an operating system?</w:t>
+      </w:r>
+    </w:p>
+    <w:p>
+      <w:r/>
+      <w:r>
+        <w:rPr>
+          <w:b/>
+        </w:rPr>
+        <w:t>Answer:</w:t>
+      </w:r>
+      <w:r>
+        <w:t xml:space="preserve"> An operating system manages hardware resources, provides a user interface, and runs application software (e.g., Word, browser) on behalf of the user.</w:t>
+      </w:r>
+    </w:p>
+    <w:p>
+      <w:r>
+        <w:t>---</w:t>
+      </w:r>
+    </w:p>
+    <w:p>
+      <w:r>
+        <w:t>---</w:t>
+      </w:r>
+    </w:p>
+    <w:p>
+      <w:pPr>
+        <w:pStyle w:val="Heading3"/>
+      </w:pPr>
+      <w:r>
+        <w:t>E4</w:t>
+      </w:r>
+    </w:p>
+    <w:p>
+      <w:r/>
+      <w:r>
+        <w:rPr>
+          <w:b/>
+        </w:rPr>
+        <w:t>[Easy] [Understand] [Obj 1]</w:t>
+      </w:r>
+      <w:r>
+        <w:t xml:space="preserve"> Distinguish between hardware and software with one example of each used in a law office.</w:t>
+      </w:r>
+    </w:p>
+    <w:p>
+      <w:r/>
+      <w:r>
+        <w:rPr>
+          <w:b/>
+        </w:rPr>
+        <w:t>Answer:</w:t>
+      </w:r>
+      <w:r>
+        <w:t xml:space="preserve"> Hardware is physical equipment (e.g., printer, scanner); software is programs/instructions (e.g., MS Word, case-management application).</w:t>
+      </w:r>
+    </w:p>
+    <w:p>
+      <w:r>
+        <w:t>---</w:t>
+      </w:r>
+    </w:p>
+    <w:p>
+      <w:r>
+        <w:t>---</w:t>
+      </w:r>
+    </w:p>
+    <w:p>
+      <w:pPr>
+        <w:pStyle w:val="Heading3"/>
+      </w:pPr>
+      <w:r>
+        <w:t>E5</w:t>
+      </w:r>
+    </w:p>
+    <w:p>
+      <w:r/>
+      <w:r>
+        <w:rPr>
+          <w:b/>
+        </w:rPr>
+        <w:t>[Easy] [Remember] [Obj 2]</w:t>
+      </w:r>
+      <w:r>
+        <w:t xml:space="preserve"> What does "AI" stand for, and give one legal application.</w:t>
+      </w:r>
+    </w:p>
+    <w:p>
+      <w:r/>
+      <w:r>
+        <w:rPr>
+          <w:b/>
+        </w:rPr>
+        <w:t>Answer:</w:t>
+      </w:r>
+      <w:r>
+        <w:t xml:space="preserve"> Artificial Intelligence. Example application: automated legal research, document summarization, or predictive case analytics.</w:t>
+      </w:r>
+    </w:p>
+    <w:p>
+      <w:r>
+        <w:t>---</w:t>
+      </w:r>
+    </w:p>
+    <w:p>
+      <w:r>
+        <w:t>---</w:t>
+      </w:r>
+    </w:p>
+    <w:p>
+      <w:pPr>
+        <w:pStyle w:val="Heading3"/>
+      </w:pPr>
+      <w:r>
+        <w:t>E12</w:t>
+      </w:r>
+    </w:p>
+    <w:p>
+      <w:r/>
+      <w:r>
+        <w:rPr>
+          <w:b/>
+        </w:rPr>
+        <w:t>[Easy] [Understand] [Obj 1]</w:t>
+      </w:r>
+      <w:r>
+        <w:t xml:space="preserve"> What is digital communication? Give two examples relevant to legal practice.</w:t>
+      </w:r>
+    </w:p>
+    <w:p>
+      <w:r/>
+      <w:r>
+        <w:rPr>
+          <w:b/>
+        </w:rPr>
+        <w:t>Answer:</w:t>
+      </w:r>
+      <w:r>
+        <w:t xml:space="preserve"> Exchange of information through electronic channels. Examples: professional email, video conferencing for client meetings, secure messaging within a firm.</w:t>
       </w:r>
     </w:p>
     <w:p>
@@ -46,132 +312,128 @@
         <w:pStyle w:val="Heading2"/>
       </w:pPr>
       <w:r>
-        <w:t>1. Short Answer Bank (Practice)</w:t>
+        <w:t>Section B — Medium [Medium]</w:t>
       </w:r>
     </w:p>
     <w:p>
       <w:r>
-        <w:t>Write answers in your own words. Suggested time: 45–60 minutes.</w:t>
+        <w:t>---</w:t>
       </w:r>
     </w:p>
     <w:p>
       <w:pPr>
-        <w:pStyle w:val="ListBullet"/>
+        <w:pStyle w:val="Heading3"/>
       </w:pPr>
       <w:r>
-        <w:t>Define computer. List any four characteristics with legal workplace examples.</w:t>
+        <w:t>M1</w:t>
+      </w:r>
+    </w:p>
+    <w:p>
+      <w:r/>
+      <w:r>
+        <w:rPr>
+          <w:b/>
+        </w:rPr>
+        <w:t>[Medium] [Understand] [Obj 1]</w:t>
+      </w:r>
+      <w:r>
+        <w:t xml:space="preserve"> Explain the roles of input, process, output, and storage when a law student searches a judgment database and saves a PDF.</w:t>
+      </w:r>
+    </w:p>
+    <w:p>
+      <w:r/>
+      <w:r>
+        <w:rPr>
+          <w:b/>
+        </w:rPr>
+        <w:t>Answer:</w:t>
+      </w:r>
+      <w:r>
+        <w:t xml:space="preserve"> Input: keyboard/mouse queries and clicks. Process: OS and browser run the search; server retrieves results. Output: results displayed on screen; PDF rendered. Storage: judgment saved to disk/cloud; browser cache may temporarily hold data.</w:t>
+      </w:r>
+    </w:p>
+    <w:p>
+      <w:r>
+        <w:t>---</w:t>
+      </w:r>
+    </w:p>
+    <w:p>
+      <w:r>
+        <w:t>---</w:t>
       </w:r>
     </w:p>
     <w:p>
       <w:pPr>
-        <w:pStyle w:val="ListBullet"/>
+        <w:pStyle w:val="Heading3"/>
       </w:pPr>
       <w:r>
-        <w:t>Differentiate data and information using a court-fee / client-billing example.</w:t>
+        <w:t>M8</w:t>
+      </w:r>
+    </w:p>
+    <w:p>
+      <w:r/>
+      <w:r>
+        <w:rPr>
+          <w:b/>
+        </w:rPr>
+        <w:t>[Medium] [Understand] [Obj 2]</w:t>
+      </w:r>
+      <w:r>
+        <w:t xml:space="preserve"> Briefly compare rule-based AI and machine-learning AI with one legal example each.</w:t>
+      </w:r>
+    </w:p>
+    <w:p>
+      <w:r/>
+      <w:r>
+        <w:rPr>
+          <w:b/>
+        </w:rPr>
+        <w:t>Answer:</w:t>
+      </w:r>
+      <w:r>
+        <w:t xml:space="preserve"> Rule-based systems follow explicit if-then logic (e.g., tax calculator from fixed rules). Machine-learning systems learn patterns from data (e.g., predicting case outcomes from historical judgments). Both may appear in legal tech with different transparency implications.</w:t>
+      </w:r>
+    </w:p>
+    <w:p>
+      <w:r>
+        <w:t>---</w:t>
+      </w:r>
+    </w:p>
+    <w:p>
+      <w:r>
+        <w:t>---</w:t>
       </w:r>
     </w:p>
     <w:p>
       <w:pPr>
-        <w:pStyle w:val="ListBullet"/>
+        <w:pStyle w:val="Heading3"/>
       </w:pPr>
       <w:r>
-        <w:t>Draw the IPO cycle and explain each stage.</w:t>
+        <w:t>M12</w:t>
       </w:r>
     </w:p>
     <w:p>
-      <w:pPr>
-        <w:pStyle w:val="ListBullet"/>
-      </w:pPr>
+      <w:r/>
       <w:r>
-        <w:t>Explain CPU and name ALU, CU, and registers in one paragraph.</w:t>
+        <w:rPr>
+          <w:b/>
+        </w:rPr>
+        <w:t>[Medium] [Apply] [Obj 9]</w:t>
+      </w:r>
+      <w:r>
+        <w:t xml:space="preserve"> List four file-management practices for secure legal work on a shared lab computer.</w:t>
       </w:r>
     </w:p>
     <w:p>
-      <w:pPr>
-        <w:pStyle w:val="ListBullet"/>
-      </w:pPr>
+      <w:r/>
       <w:r>
-        <w:t>Distinguish RAM and ROM.</w:t>
+        <w:rPr>
+          <w:b/>
+        </w:rPr>
+        <w:t>Answer:</w:t>
       </w:r>
-    </w:p>
-    <w:p>
-      <w:pPr>
-        <w:pStyle w:val="ListBullet"/>
-      </w:pPr>
       <w:r>
-        <w:t>Define Operating System. State four functions.</w:t>
-      </w:r>
-    </w:p>
-    <w:p>
-      <w:pPr>
-        <w:pStyle w:val="ListBullet"/>
-      </w:pPr>
-      <w:r>
-        <w:t>Differentiate system software and application software with two examples each.</w:t>
-      </w:r>
-    </w:p>
-    <w:p>
-      <w:pPr>
-        <w:pStyle w:val="ListBullet"/>
-      </w:pPr>
-      <w:r>
-        <w:t>Define Internet. Differentiate Internet and WWW.</w:t>
-      </w:r>
-    </w:p>
-    <w:p>
-      <w:pPr>
-        <w:pStyle w:val="ListBullet"/>
-      </w:pPr>
-      <w:r>
-        <w:t>Expand: URL, ISP, IP, DNS.</w:t>
-      </w:r>
-    </w:p>
-    <w:p>
-      <w:pPr>
-        <w:pStyle w:val="ListBullet"/>
-      </w:pPr>
-      <w:r>
-        <w:t>Write a short note on professional email etiquette for law interns.</w:t>
-      </w:r>
-    </w:p>
-    <w:p>
-      <w:pPr>
-        <w:pStyle w:val="ListBullet"/>
-      </w:pPr>
-      <w:r>
-        <w:t>Define Artificial Intelligence. Explain Narrow AI.</w:t>
-      </w:r>
-    </w:p>
-    <w:p>
-      <w:pPr>
-        <w:pStyle w:val="ListBullet"/>
-      </w:pPr>
-      <w:r>
-        <w:t>List five applications of AI in the legal profession.</w:t>
-      </w:r>
-    </w:p>
-    <w:p>
-      <w:pPr>
-        <w:pStyle w:val="ListBullet"/>
-      </w:pPr>
-      <w:r>
-        <w:t>What is AI hallucination? Give one legal risk example.</w:t>
-      </w:r>
-    </w:p>
-    <w:p>
-      <w:pPr>
-        <w:pStyle w:val="ListBullet"/>
-      </w:pPr>
-      <w:r>
-        <w:t>Explain OCR and why chambers need it.</w:t>
-      </w:r>
-    </w:p>
-    <w:p>
-      <w:pPr>
-        <w:pStyle w:val="ListBullet"/>
-      </w:pPr>
-      <w:r>
-        <w:t>Write four rules for responsible AI use by BA-LLB students.</w:t>
+        <w:t xml:space="preserve"> Log out after use; save to designated user folder not desktop; use meaningful file names (client matter + doc type + date); avoid leaving confidential PDFs in downloads; back up to approved cloud/USB per institutional policy.</w:t>
       </w:r>
     </w:p>
     <w:p>
@@ -184,63 +446,7 @@
         <w:pStyle w:val="Heading2"/>
       </w:pPr>
       <w:r>
-        <w:t>2. Long Answer Bank</w:t>
-      </w:r>
-    </w:p>
-    <w:p>
-      <w:pPr>
-        <w:pStyle w:val="ListBullet"/>
-      </w:pPr>
-      <w:r>
-        <w:t>Explain components of a computer system with diagram and law-office examples.</w:t>
-      </w:r>
-    </w:p>
-    <w:p>
-      <w:pPr>
-        <w:pStyle w:val="ListBullet"/>
-      </w:pPr>
-      <w:r>
-        <w:t>Discuss Operating Systems and file/security habits needed in legal practice.</w:t>
-      </w:r>
-    </w:p>
-    <w:p>
-      <w:pPr>
-        <w:pStyle w:val="ListBullet"/>
-      </w:pPr>
-      <w:r>
-        <w:t>Explain Internet basics and responsible online legal research.</w:t>
-      </w:r>
-    </w:p>
-    <w:p>
-      <w:pPr>
-        <w:pStyle w:val="ListBullet"/>
-      </w:pPr>
-      <w:r>
-        <w:t>Discuss digital communication tools, etiquette, and evidentiary caution.</w:t>
-      </w:r>
-    </w:p>
-    <w:p>
-      <w:pPr>
-        <w:pStyle w:val="ListBullet"/>
-      </w:pPr>
-      <w:r>
-        <w:t>Trace a brief history of AI and its relevance to legal education today.</w:t>
-      </w:r>
-    </w:p>
-    <w:p>
-      <w:pPr>
-        <w:pStyle w:val="ListBullet"/>
-      </w:pPr>
-      <w:r>
-        <w:t>Discuss applications, limitations, and future scope of AI in law.</w:t>
-      </w:r>
-    </w:p>
-    <w:p>
-      <w:pPr>
-        <w:pStyle w:val="ListBullet"/>
-      </w:pPr>
-      <w:r>
-        <w:t>Critically examine: “AI will assist lawyers, not replace them.”</w:t>
+        <w:t>Section C — Hard [Hard]</w:t>
       </w:r>
     </w:p>
     <w:p>
@@ -250,140 +456,10 @@
     </w:p>
     <w:p>
       <w:pPr>
-        <w:pStyle w:val="Heading2"/>
+        <w:pStyle w:val="Heading3"/>
       </w:pPr>
       <w:r>
-        <w:t>3. MCQ Set A (CIA Style)</w:t>
-      </w:r>
-    </w:p>
-    <w:p>
-      <w:pPr>
-        <w:pStyle w:val="ListBullet"/>
-      </w:pPr>
-      <w:r>
-        <w:t xml:space="preserve">Which device is primarily used for digitising signed vakalatnama papers?  </w:t>
-      </w:r>
-    </w:p>
-    <w:p>
-      <w:r>
-        <w:t xml:space="preserve">   a) Speaker  b) Scanner  c) Projector  d) GPU  </w:t>
-      </w:r>
-    </w:p>
-    <w:p>
-      <w:pPr>
-        <w:pStyle w:val="ListBullet"/>
-      </w:pPr>
-      <w:r>
-        <w:t xml:space="preserve">Which memory loses content when power is switched off?  </w:t>
-      </w:r>
-    </w:p>
-    <w:p>
-      <w:r>
-        <w:t xml:space="preserve">   a) ROM  b) SSD  c) RAM  d) HDD  </w:t>
-      </w:r>
-    </w:p>
-    <w:p>
-      <w:pPr>
-        <w:pStyle w:val="ListBullet"/>
-      </w:pPr>
-      <w:r>
-        <w:t xml:space="preserve">MS Word is an example of:  </w:t>
-      </w:r>
-    </w:p>
-    <w:p>
-      <w:r>
-        <w:t xml:space="preserve">   a) OS  b) Application software  c) Firmware  d) Hardware  </w:t>
-      </w:r>
-    </w:p>
-    <w:p>
-      <w:pPr>
-        <w:pStyle w:val="ListBullet"/>
-      </w:pPr>
-      <w:r>
-        <w:t xml:space="preserve">The manager between user and hardware is called:  </w:t>
-      </w:r>
-    </w:p>
-    <w:p>
-      <w:r>
-        <w:t xml:space="preserve">   a) Browser  b) Compiler  c) Operating System  d) Search engine  </w:t>
-      </w:r>
-    </w:p>
-    <w:p>
-      <w:pPr>
-        <w:pStyle w:val="ListBullet"/>
-      </w:pPr>
-      <w:r>
-        <w:t xml:space="preserve">WWW is:  </w:t>
-      </w:r>
-    </w:p>
-    <w:p>
-      <w:r>
-        <w:t xml:space="preserve">   a) Same as Internet  b) A service on the Internet  c) An OS  d) A CPU part  </w:t>
-      </w:r>
-    </w:p>
-    <w:p>
-      <w:pPr>
-        <w:pStyle w:val="ListBullet"/>
-      </w:pPr>
-      <w:r>
-        <w:t xml:space="preserve">Which is synchronous communication?  </w:t>
-      </w:r>
-    </w:p>
-    <w:p>
-      <w:r>
-        <w:t xml:space="preserve">   a) Email  b) Video conference hearing  c) Letter by post  d) Draft saved offline  </w:t>
-      </w:r>
-    </w:p>
-    <w:p>
-      <w:pPr>
-        <w:pStyle w:val="ListBullet"/>
-      </w:pPr>
-      <w:r>
-        <w:t xml:space="preserve">Dartmouth Conference is associated with:  </w:t>
-      </w:r>
-    </w:p>
-    <w:p>
-      <w:r>
-        <w:t xml:space="preserve">   a) Invention of email  b) Birth of AI as a field (1956)  c) First smartphone  d) MS Excel  </w:t>
-      </w:r>
-    </w:p>
-    <w:p>
-      <w:pPr>
-        <w:pStyle w:val="ListBullet"/>
-      </w:pPr>
-      <w:r>
-        <w:t xml:space="preserve">A major danger of generative AI for petitions is:  </w:t>
-      </w:r>
-    </w:p>
-    <w:p>
-      <w:r>
-        <w:t xml:space="preserve">   a) Faster printing  b) Fake/hallucinated citations  c) Better margins  d) Cloud storage  </w:t>
-      </w:r>
-    </w:p>
-    <w:p>
-      <w:pPr>
-        <w:pStyle w:val="ListBullet"/>
-      </w:pPr>
-      <w:r>
-        <w:t xml:space="preserve">OCR helps to:  </w:t>
-      </w:r>
-    </w:p>
-    <w:p>
-      <w:r>
-        <w:t xml:space="preserve">   a) Animate slides  b) Convert image-text to editable text  c) Cool the CPU  d) Encrypt email  </w:t>
-      </w:r>
-    </w:p>
-    <w:p>
-      <w:pPr>
-        <w:pStyle w:val="ListBullet"/>
-      </w:pPr>
-      <w:r>
-        <w:t xml:space="preserve">Best professional file name:  </w:t>
-      </w:r>
-    </w:p>
-    <w:p>
-      <w:r>
-        <w:t xml:space="preserve">    a) new.docx  b) finalfinal.docx  c) 2024-07-13_Notice_Patel_Draft-v2.docx  d) doc.docx</w:t>
+        <w:t>U1-M1</w:t>
       </w:r>
     </w:p>
     <w:p>
@@ -392,10 +468,22 @@
         <w:rPr>
           <w:b/>
         </w:rPr>
-        <w:t>Answer Key (Set A):</w:t>
+        <w:t>[Medium] [Apply] [Obj 1]</w:t>
       </w:r>
       <w:r>
-        <w:t xml:space="preserve"> 1-b, 2-c, 3-b, 4-c, 5-b, 6-b, 7-b, 8-b, 9-b, 10-c</w:t>
+        <w:t xml:space="preserve"> Propose a folder path and file name for a downloaded judgment used in a research memo for client “R. Shah”, year 2026.</w:t>
+      </w:r>
+    </w:p>
+    <w:p>
+      <w:r/>
+      <w:r>
+        <w:rPr>
+          <w:b/>
+        </w:rPr>
+        <w:t>Answer (sample):</w:t>
+      </w:r>
+      <w:r>
+        <w:t xml:space="preserve"> Clients/R_Shah/Research/Judgments/2026/ and 2026-03-12_SupremeCourt_RelevantIssue_v1.pdf (clear date, forum/topic, version).</w:t>
       </w:r>
     </w:p>
     <w:p>
@@ -405,160 +493,10 @@
     </w:p>
     <w:p>
       <w:pPr>
-        <w:pStyle w:val="Heading2"/>
+        <w:pStyle w:val="Heading3"/>
       </w:pPr>
       <w:r>
-        <w:t>4. MCQ Set B (Challenge)</w:t>
-      </w:r>
-    </w:p>
-    <w:p>
-      <w:pPr>
-        <w:pStyle w:val="ListBullet"/>
-      </w:pPr>
-      <w:r>
-        <w:t xml:space="preserve">ALU stands for:  </w:t>
-      </w:r>
-    </w:p>
-    <w:p>
-      <w:r>
-        <w:t xml:space="preserve">   a) Advanced Logic Utility  b) Arithmetic Logic Unit  c) Automated Legal Unit  d) Application Layer Utility  </w:t>
-      </w:r>
-    </w:p>
-    <w:p>
-      <w:pPr>
-        <w:pStyle w:val="ListBullet"/>
-      </w:pPr>
-      <w:r>
-        <w:t xml:space="preserve">Which statement is correct?  </w:t>
-      </w:r>
-    </w:p>
-    <w:p>
-      <w:r>
-        <w:t xml:space="preserve">   a) Internet and WWW are identical  b) WWW is broader than Internet  </w:t>
-      </w:r>
-    </w:p>
-    <w:p>
-      <w:r>
-        <w:t xml:space="preserve">   c) Internet is broader infrastructure; WWW is one service  d) WWW is an OS  </w:t>
-      </w:r>
-    </w:p>
-    <w:p>
-      <w:pPr>
-        <w:pStyle w:val="ListBullet"/>
-      </w:pPr>
-      <w:r>
-        <w:t xml:space="preserve">Which is system software?  </w:t>
-      </w:r>
-    </w:p>
-    <w:p>
-      <w:r>
-        <w:t xml:space="preserve">   a) PowerPoint  b) Chrome  c) Windows  d) Manupatra website  </w:t>
-      </w:r>
-    </w:p>
-    <w:p>
-      <w:pPr>
-        <w:pStyle w:val="ListBullet"/>
-      </w:pPr>
-      <w:r>
-        <w:t xml:space="preserve">Narrow AI is:  </w:t>
-      </w:r>
-    </w:p>
-    <w:p>
-      <w:r>
-        <w:t xml:space="preserve">   a) Human-level general intelligence  b) Task-specific AI  c) Superintelligence  d) Non-digital intelligence  </w:t>
-      </w:r>
-    </w:p>
-    <w:p>
-      <w:pPr>
-        <w:pStyle w:val="ListBullet"/>
-      </w:pPr>
-      <w:r>
-        <w:t xml:space="preserve">Leaving a confidential draft unlocked on a shared PC mainly violates:  </w:t>
-      </w:r>
-    </w:p>
-    <w:p>
-      <w:r>
-        <w:t xml:space="preserve">   a) Only fashion sense  b) Professional confidentiality / security hygiene  </w:t>
-      </w:r>
-    </w:p>
-    <w:p>
-      <w:r>
-        <w:t xml:space="preserve">   c) Printer settings  d) CPU speed rules  </w:t>
-      </w:r>
-    </w:p>
-    <w:p>
-      <w:pPr>
-        <w:pStyle w:val="ListBullet"/>
-      </w:pPr>
-      <w:r>
-        <w:t xml:space="preserve">HTTPS is preferred because it generally indicates:  </w:t>
-      </w:r>
-    </w:p>
-    <w:p>
-      <w:r>
-        <w:t xml:space="preserve">   a) Faster downloads always  b) More secure transport for sensitive sessions  </w:t>
-      </w:r>
-    </w:p>
-    <w:p>
-      <w:r>
-        <w:t xml:space="preserve">   c) Free printing  d) Offline mode  </w:t>
-      </w:r>
-    </w:p>
-    <w:p>
-      <w:pPr>
-        <w:pStyle w:val="ListBullet"/>
-      </w:pPr>
-      <w:r>
-        <w:t xml:space="preserve">Which is NOT a typical AI legal use?  </w:t>
-      </w:r>
-    </w:p>
-    <w:p>
-      <w:r>
-        <w:t xml:space="preserve">   a) Document review aid  b) Judgment summarisation aid  </w:t>
-      </w:r>
-    </w:p>
-    <w:p>
-      <w:r>
-        <w:t xml:space="preserve">   c) Replacing advocate’s ethical responsibility  d) Research assistance  </w:t>
-      </w:r>
-    </w:p>
-    <w:p>
-      <w:pPr>
-        <w:pStyle w:val="ListBullet"/>
-      </w:pPr>
-      <w:r>
-        <w:t xml:space="preserve">Deep Blue (1997) is remembered for:  </w:t>
-      </w:r>
-    </w:p>
-    <w:p>
-      <w:r>
-        <w:t xml:space="preserve">   a) Inventing WWW  b) Beating a chess champion  c) Creating MS Word  d) Starting email  </w:t>
-      </w:r>
-    </w:p>
-    <w:p>
-      <w:pPr>
-        <w:pStyle w:val="ListBullet"/>
-      </w:pPr>
-      <w:r>
-        <w:t xml:space="preserve">A junior pastes a full client agreement into a public chatbot. Main issue?  </w:t>
-      </w:r>
-    </w:p>
-    <w:p>
-      <w:r>
-        <w:t xml:space="preserve">   a) Font size  b) Confidentiality / data exposure risk  c) Slide theme  d) Printer jam  </w:t>
-      </w:r>
-    </w:p>
-    <w:p>
-      <w:pPr>
-        <w:pStyle w:val="ListBullet"/>
-      </w:pPr>
-      <w:r>
-        <w:t xml:space="preserve">IPO cycle means:  </w:t>
-      </w:r>
-    </w:p>
-    <w:p>
-      <w:r>
-        <w:t xml:space="preserve">    a) Internet Protocol Output  b) Input–Process–Output  c) Internal Petition Order  d) Intelligent Program Object</w:t>
+        <w:t>U1-H1</w:t>
       </w:r>
     </w:p>
     <w:p>
@@ -567,113 +505,22 @@
         <w:rPr>
           <w:b/>
         </w:rPr>
-        <w:t>Answer Key (Set B):</w:t>
+        <w:t>[Hard] [Evaluate] [Obj 2]</w:t>
       </w:r>
       <w:r>
-        <w:t xml:space="preserve"> 1-b, 2-c, 3-c, 4-b, 5-b, 6-b, 7-c, 8-b, 9-b, 10-b</w:t>
+        <w:t xml:space="preserve"> A classmate says “AI search replaces reading judgments.” Write a short rebuttal suitable for a class discussion (4–6 sentences).</w:t>
       </w:r>
     </w:p>
     <w:p>
+      <w:r/>
       <w:r>
-        <w:t>---</w:t>
+        <w:rPr>
+          <w:b/>
+        </w:rPr>
+        <w:t>Answer:</w:t>
       </w:r>
-    </w:p>
-    <w:p>
-      <w:pPr>
-        <w:pStyle w:val="Heading2"/>
-      </w:pPr>
       <w:r>
-        <w:t>5. Viva / Oral Rapid Fire</w:t>
-      </w:r>
-    </w:p>
-    <w:p>
-      <w:pPr>
-        <w:pStyle w:val="ListBullet"/>
-      </w:pPr>
-      <w:r>
-        <w:t xml:space="preserve">What is hardware?  </w:t>
-      </w:r>
-    </w:p>
-    <w:p>
-      <w:pPr>
-        <w:pStyle w:val="ListBullet"/>
-      </w:pPr>
-      <w:r>
-        <w:t xml:space="preserve">What is software?  </w:t>
-      </w:r>
-    </w:p>
-    <w:p>
-      <w:pPr>
-        <w:pStyle w:val="ListBullet"/>
-      </w:pPr>
-      <w:r>
-        <w:t xml:space="preserve">One example of input device in court registry.  </w:t>
-      </w:r>
-    </w:p>
-    <w:p>
-      <w:pPr>
-        <w:pStyle w:val="ListBullet"/>
-      </w:pPr>
-      <w:r>
-        <w:t xml:space="preserve">One example of output device in moot court.  </w:t>
-      </w:r>
-    </w:p>
-    <w:p>
-      <w:pPr>
-        <w:pStyle w:val="ListBullet"/>
-      </w:pPr>
-      <w:r>
-        <w:t xml:space="preserve">Why is PDF popular for final sharing?  </w:t>
-      </w:r>
-    </w:p>
-    <w:p>
-      <w:pPr>
-        <w:pStyle w:val="ListBullet"/>
-      </w:pPr>
-      <w:r>
-        <w:t xml:space="preserve">Name two mobile OS.  </w:t>
-      </w:r>
-    </w:p>
-    <w:p>
-      <w:pPr>
-        <w:pStyle w:val="ListBullet"/>
-      </w:pPr>
-      <w:r>
-        <w:t xml:space="preserve">What does GUI mean?  </w:t>
-      </w:r>
-    </w:p>
-    <w:p>
-      <w:pPr>
-        <w:pStyle w:val="ListBullet"/>
-      </w:pPr>
-      <w:r>
-        <w:t xml:space="preserve">Define protocol in one line.  </w:t>
-      </w:r>
-    </w:p>
-    <w:p>
-      <w:pPr>
-        <w:pStyle w:val="ListBullet"/>
-      </w:pPr>
-      <w:r>
-        <w:t xml:space="preserve">What is generative AI?  </w:t>
-      </w:r>
-    </w:p>
-    <w:p>
-      <w:pPr>
-        <w:pStyle w:val="ListBullet"/>
-      </w:pPr>
-      <w:r>
-        <w:t>Give one future role created by legal-tech.</w:t>
-      </w:r>
-    </w:p>
-    <w:p>
-      <w:r>
-        <w:t>---</w:t>
-      </w:r>
-    </w:p>
-    <w:p>
-      <w:r>
-        <w:t>End of Unit-1 Q&amp;A pack. Use with notes from the notes branch.</w:t>
+        <w:t xml:space="preserve"> AI can help locate or summarize materials but can miss context, hallucinate citations, and omit jurisdictional nuance. Professional competence requires verifying primary sources. AI is an assistant under human responsibility, not a substitute for legal reading.</w:t>
       </w:r>
     </w:p>
     <w:sectPr>
